--- a/CCO2Go_CCOPilot_Unified_GTM_Plan.docx
+++ b/CCO2Go_CCOPilot_Unified_GTM_Plan.docx
@@ -101,28 +101,151 @@
         <w:spacing w:after="60"/>
       </w:pPr>
     </w:p>
-    <w:sdt>
-      <w:sdtPr>
-        <w:alias w:val="Table of Contents"/>
-      </w:sdtPr>
-      <w:sdtContent>
-        <w:p>
-          <w:r>
-            <w:fldChar w:fldCharType="begin" w:dirty="true"/>
-            <w:instrText xml:space="preserve">TOC \h \o "1-2"</w:instrText>
-            <w:fldChar w:fldCharType="separate"/>
-          </w:r>
-        </w:p>
-        <w:p>
-          <w:r>
-            <w:fldChar w:fldCharType="end"/>
-          </w:r>
-        </w:p>
-      </w:sdtContent>
-    </w:sdt>
-    <w:r>
-      <w:br w:type="page"/>
-    </w:r>
+    <w:p>
+      <w:pPr>
+        <w:spacing w:after="100"/>
+      </w:pPr>
+      <w:r>
+        <w:rPr>
+          <w:rFonts w:ascii="Arial" w:cs="Arial" w:eastAsia="Arial" w:hAnsi="Arial"/>
+          <w:color w:val="374151"/>
+          <w:sz w:val="21"/>
+          <w:szCs w:val="21"/>
+        </w:rPr>
+        <w:t xml:space="preserve">1. The Strategic Problem: Why You Need One Plan, Not Three</w:t>
+      </w:r>
+    </w:p>
+    <w:p>
+      <w:pPr>
+        <w:spacing w:after="100"/>
+      </w:pPr>
+      <w:r>
+        <w:rPr>
+          <w:rFonts w:ascii="Arial" w:cs="Arial" w:eastAsia="Arial" w:hAnsi="Arial"/>
+          <w:color w:val="374151"/>
+          <w:sz w:val="21"/>
+          <w:szCs w:val="21"/>
+        </w:rPr>
+        <w:t xml:space="preserve">2. The Sales Arsenal: Assets Mapped to Funnel Stage</w:t>
+      </w:r>
+    </w:p>
+    <w:p>
+      <w:pPr>
+        <w:spacing w:after="100"/>
+      </w:pPr>
+      <w:r>
+        <w:rPr>
+          <w:rFonts w:ascii="Arial" w:cs="Arial" w:eastAsia="Arial" w:hAnsi="Arial"/>
+          <w:color w:val="374151"/>
+          <w:sz w:val="21"/>
+          <w:szCs w:val="21"/>
+        </w:rPr>
+        <w:t xml:space="preserve">3. Phase 1: Foundation (Days 1-30)</w:t>
+      </w:r>
+    </w:p>
+    <w:p>
+      <w:pPr>
+        <w:spacing w:after="100"/>
+      </w:pPr>
+      <w:r>
+        <w:rPr>
+          <w:rFonts w:ascii="Arial" w:cs="Arial" w:eastAsia="Arial" w:hAnsi="Arial"/>
+          <w:color w:val="374151"/>
+          <w:sz w:val="21"/>
+          <w:szCs w:val="21"/>
+        </w:rPr>
+        <w:t xml:space="preserve">4. Phase 2: Outbound (Days 31-60)</w:t>
+      </w:r>
+    </w:p>
+    <w:p>
+      <w:pPr>
+        <w:spacing w:after="100"/>
+      </w:pPr>
+      <w:r>
+        <w:rPr>
+          <w:rFonts w:ascii="Arial" w:cs="Arial" w:eastAsia="Arial" w:hAnsi="Arial"/>
+          <w:color w:val="374151"/>
+          <w:sz w:val="21"/>
+          <w:szCs w:val="21"/>
+        </w:rPr>
+        <w:t xml:space="preserve">5. Phase 3: Acceleration (Days 61-90)</w:t>
+      </w:r>
+    </w:p>
+    <w:p>
+      <w:pPr>
+        <w:spacing w:after="100"/>
+      </w:pPr>
+      <w:r>
+        <w:rPr>
+          <w:rFonts w:ascii="Arial" w:cs="Arial" w:eastAsia="Arial" w:hAnsi="Arial"/>
+          <w:color w:val="374151"/>
+          <w:sz w:val="21"/>
+          <w:szCs w:val="21"/>
+        </w:rPr>
+        <w:t xml:space="preserve">6. Weekly Execution Schedule</w:t>
+      </w:r>
+    </w:p>
+    <w:p>
+      <w:pPr>
+        <w:spacing w:after="100"/>
+      </w:pPr>
+      <w:r>
+        <w:rPr>
+          <w:rFonts w:ascii="Arial" w:cs="Arial" w:eastAsia="Arial" w:hAnsi="Arial"/>
+          <w:color w:val="374151"/>
+          <w:sz w:val="21"/>
+          <w:szCs w:val="21"/>
+        </w:rPr>
+        <w:t xml:space="preserve">7. KPIs and Milestones</w:t>
+      </w:r>
+    </w:p>
+    <w:p>
+      <w:pPr>
+        <w:spacing w:after="100"/>
+      </w:pPr>
+      <w:r>
+        <w:rPr>
+          <w:rFonts w:ascii="Arial" w:cs="Arial" w:eastAsia="Arial" w:hAnsi="Arial"/>
+          <w:color w:val="374151"/>
+          <w:sz w:val="21"/>
+          <w:szCs w:val="21"/>
+        </w:rPr>
+        <w:t xml:space="preserve">8. Budget (90 Days)</w:t>
+      </w:r>
+    </w:p>
+    <w:p>
+      <w:pPr>
+        <w:spacing w:after="100"/>
+      </w:pPr>
+      <w:r>
+        <w:rPr>
+          <w:rFonts w:ascii="Arial" w:cs="Arial" w:eastAsia="Arial" w:hAnsi="Arial"/>
+          <w:color w:val="374151"/>
+          <w:sz w:val="21"/>
+          <w:szCs w:val="21"/>
+        </w:rPr>
+        <w:t xml:space="preserve">9. Risks and Honest Assessments</w:t>
+      </w:r>
+    </w:p>
+    <w:p>
+      <w:pPr>
+        <w:spacing w:after="100"/>
+      </w:pPr>
+      <w:r>
+        <w:rPr>
+          <w:rFonts w:ascii="Arial" w:cs="Arial" w:eastAsia="Arial" w:hAnsi="Arial"/>
+          <w:color w:val="374151"/>
+          <w:sz w:val="21"/>
+          <w:szCs w:val="21"/>
+        </w:rPr>
+        <w:t xml:space="preserve">10. What Success Looks Like at Day 90</w:t>
+      </w:r>
+    </w:p>
+    <w:p>
+      <w:r>
+        <w:br w:type="page"/>
+      </w:r>
+    </w:p>
     <w:p>
       <w:pPr>
         <w:pStyle w:val="Heading1"/>
